--- a/docx/word/03_轴承寿命预测与故障诊断系统_需求定义文档_zyj.docx
+++ b/docx/word/03_轴承寿命预测与故障诊断系统_需求定义文档_zyj.docx
@@ -185,7 +185,7 @@
         <w:pStyle w:val="BodyText"/>
       </w:pPr>
       <w:r>
-        <w:t xml:space="preserve">当前代码采用 Python 3.11、uv 包管理和 PyTorch 2.10 依赖范围。源码物理路径为</w:t>
+        <w:t xml:space="preserve">当前代码采用 Python 3.11、uv 包管理和 PyTorch 2.10 依赖范围。系统通过</w:t>
       </w:r>
       <w:r>
         <w:t xml:space="preserve"> </w:t>
@@ -194,10 +194,13 @@
         <w:rPr>
           <w:rStyle w:val="VerbatimChar"/>
         </w:rPr>
-        <w:t xml:space="preserve">src/USTC/SSE/BearingPrediction</w:t>
-      </w:r>
-      <w:r>
-        <w:t xml:space="preserve">，示例和 Notebook 中推荐通过</w:t>
+        <w:t xml:space="preserve">phm</w:t>
+      </w:r>
+      <w:r>
+        <w:t xml:space="preserve"> </w:t>
+      </w:r>
+      <w:r>
+        <w:t xml:space="preserve">命令运行分析、训练和 benchmark，示例代码推荐通过</w:t>
       </w:r>
       <w:r>
         <w:t xml:space="preserve"> </w:t>
@@ -260,7 +263,7 @@
         <w:pStyle w:val="FirstParagraph"/>
       </w:pPr>
       <w:r>
-        <w:t xml:space="preserve">本系统面向课程答辩、代码评审和论文复现实验三类使用场景。课程评审关注需求、设计、测试和交付完整性；开发成员关注数据路径、训练流程和结果复现；演示使用者关注 Notebook 中能否从真实数据得到图表和指标。</w:t>
+        <w:t xml:space="preserve">本系统面向课程答辩、代码评审和论文复现实验三类使用场景。课程评审关注需求、设计、测试和交付完整性；开发成员关注数据路径、训练流程和结果复现；演示使用者关注 CLI 是否能从真实数据得到图表和指标。</w:t>
       </w:r>
     </w:p>
     <w:bookmarkEnd w:id="21"/>
@@ -330,7 +333,7 @@
         <w:pStyle w:val="Compact"/>
       </w:pPr>
       <w:r>
-        <w:t xml:space="preserve">系统应提供 Notebook 形式的演示入口，不再依赖零散</w:t>
+        <w:t xml:space="preserve">系统应提供 CLI 形式的演示入口，不再依赖零散</w:t>
       </w:r>
       <w:r>
         <w:t xml:space="preserve"> </w:t>
